--- a/document_templates/russian_library/Исковые_заявления/Семейные_споры/шаблон_Исковое_заявление_о_расторжении_брака_с_детьми.docx
+++ b/document_templates/russian_library/Исковые_заявления/Семейные_споры/шаблон_Исковое_заявление_о_расторжении_брака_с_детьми.docx
@@ -28,7 +28,7 @@
           <w:szCs w:val="24"/>
           <w:lang w:val="en-US"/>
         </w:rPr>
-        <w:t xml:space="preserve">{{ w_t_w_r_w_prooferr_w_type_spellstart_w_r_w_rsidr_003c5402_w_rpr_w_rfonts_w_ascii_times_new_roman_w_hansi_times_new_roman_w_cs_times_new_roman_w_sz_w_val_24_w_szcs_w_val_24_w_lang_w_val_en_us_w_rpr_w_t_court_name_w_t_w_r_w_prooferr_w_type_spellend_w_r_w_rsidr_003c5402_w_rpr_w_rfonts_w_ascii_times_new_roman_w_hansi_times_new_roman_w_cs_times_new_roman_w_sz_w_val_24_w_szcs_w_val_24_w_lang_w_val_en_us_w_rpr_w_t_xml_space_preserve }}</w:t>
+        <w:t xml:space="preserve">{{ court_name }}</w:t>
       </w:r>
     </w:p>
     <w:p>
@@ -42,15 +42,14 @@
           <w:lang w:val="en-US"/>
         </w:rPr>
       </w:pPr>
-      <w:proofErr w:type="gramStart"/>
-      <w:r>
-        <w:rPr>
-          <w:rFonts w:ascii="Times New Roman" w:hAnsi="Times New Roman" w:cs="Times New Roman"/>
-          <w:sz w:val="24"/>
-          <w:szCs w:val="24"/>
-          <w:lang w:val="en-US"/>
-        </w:rPr>
-        <w:t xml:space="preserve">{{ w_t_w_r_w_r_w_rpr_w_rfonts_w_ascii_times_new_roman_w_hansi_times_new_roman_w_cs_times_new_roman_w_sz_w_val_24_w_szcs_w_val_24_w_lang_w_val_en_us_w_rpr_w_t_court_w_t_w_r_w_prooferr_w_type_gramend_w_r_w_rsidrpr_00ee422f_w_rpr_w_rfonts_w_ascii_times_new_roman_w_hansi_times_new_roman_w_cs_times_new_roman_w_sz_w_val_24_w_szcs_w_val_24_w_lang_w_val_en_us_w_rpr_w_t_w_t_w_r_w_r_w_rpr_w_rfonts_w_ascii_times_new_roman_w_hansi_times_new_roman_w_cs_times_new_roman_w_sz_w_val_24_w_szcs_w_val_24_w_lang_w_val_en_us_w_rpr_w_t_address_w_t_w_r_w_r_w_rsidrpr_00ee422f_w_rpr_w_rfonts_w_ascii_times_new_roman_w_hansi_times_new_roman_w_cs_times_new_roman_w_sz_w_val_24_w_szcs_w_val_24_w_lang_w_val_en_us_w_rpr_w_t_xml_space_preserve }}</w:t>
+      <w:r>
+        <w:rPr>
+          <w:rFonts w:ascii="Times New Roman" w:hAnsi="Times New Roman" w:cs="Times New Roman"/>
+          <w:sz w:val="24"/>
+          <w:szCs w:val="24"/>
+          <w:lang w:val="en-US"/>
+        </w:rPr>
+        <w:t xml:space="preserve">{{ court_address }}</w:t>
       </w:r>
     </w:p>
     <w:p>
@@ -88,7 +87,7 @@
           <w:szCs w:val="24"/>
           <w:lang w:val="en-US"/>
         </w:rPr>
-        <w:t xml:space="preserve">{{ w_t_w_r_w_r_w_rsidr_003c5402_w_rpr_w_rfonts_w_ascii_times_new_roman_w_hansi_times_new_roman_w_cs_times_new_roman_w_sz_w_val_24_w_szcs_w_val_24_w_lang_w_val_en_us_w_rpr_w_t_plaintiff_w_t_w_r_w_r_w_rsidr_003c5402_w_rsidrpr_00487155_w_rpr_w_rfonts_w_ascii_times_new_roman_w_hansi_times_new_roman_w_cs_times_new_roman_w_sz_w_val_24_w_szcs_w_val_24_w_lang_w_val_en_us_w_rpr_w_t_xml_space_preserve }}</w:t>
+        <w:t xml:space="preserve">{{ plaintiff }}</w:t>
       </w:r>
     </w:p>
     <w:p>
@@ -126,7 +125,7 @@
           <w:szCs w:val="24"/>
           <w:lang w:val="en-US"/>
         </w:rPr>
-        <w:t xml:space="preserve">{{ w_t_w_r_w_prooferr_w_type_spellstart_w_r_w_rpr_w_rfonts_w_ascii_times_new_roman_w_hansi_times_new_roman_w_cs_times_new_roman_w_sz_w_val_24_w_szcs_w_val_24_w_lang_w_val_en_us_w_rpr_w_t_plaintiff_passport_w_t_w_r_w_prooferr_w_type_spellend_w_r_w_rpr_w_rfonts_w_ascii_times_new_roman_w_hansi_times_new_roman_w_cs_times_new_roman_w_sz_w_val_24_w_szcs_w_val_24_w_lang_w_val_en_us_w_rpr_w_t_xml_space_preserve }}</w:t>
+        <w:t xml:space="preserve">{{ plaintiff_passport }}</w:t>
       </w:r>
     </w:p>
     <w:p>
@@ -164,7 +163,7 @@
           <w:szCs w:val="24"/>
           <w:lang w:val="en-US"/>
         </w:rPr>
-        <w:t xml:space="preserve">{{ w_t_w_r_w_r_w_rsidr_003c5402_w_rpr_w_rfonts_w_ascii_times_new_roman_w_hansi_times_new_roman_w_cs_times_new_roman_w_sz_w_val_24_w_szcs_w_val_24_w_lang_w_val_en_us_w_rpr_w_t_defendant_w_t_w_r_w_r_w_rsidr_003c5402_w_rsidrpr_00487155_w_rpr_w_rfonts_w_ascii_times_new_roman_w_hansi_times_new_roman_w_cs_times_new_roman_w_sz_w_val_24_w_szcs_w_val_24_w_lang_w_val_en_us_w_rpr_w_t_xml_space_preserve }}</w:t>
+        <w:t xml:space="preserve">{{ defendant }}</w:t>
       </w:r>
     </w:p>
     <w:p>
@@ -215,7 +214,7 @@
           <w:sz w:val="24"/>
           <w:szCs w:val="24"/>
         </w:rPr>
-        <w:t xml:space="preserve">{{ w_t_w_r_w_r_w_rsidr_003c5402_w_rpr_w_rfonts_w_ascii_times_new_roman_w_hansi_times_new_roman_w_cs_times_new_roman_w_sz_w_val_24_w_szcs_w_val_24_w_lang_w_val_en_us_w_rpr_w_t_registration_w_t_w_r_w_r_w_rsidr_003c5402_w_rsidrpr_002143fd_w_rpr_w_rfonts_w_ascii_times_new_roman_w_hansi_times_new_roman_w_cs_times_new_roman_w_sz_w_val_24_w_szcs_w_val_24_w_rpr_w_t_w_t_w_r_w_r_w_rsidr_003c5402_w_rpr_w_rfonts_w_ascii_times_new_roman_w_hansi_times_new_roman_w_cs_times_new_roman_w_sz_w_val_24_w_szcs_w_val_24_w_lang_w_val_en_us_w_rpr_w_t_address_w_t_w_r_w_r_w_rsidr_003c5402_w_rsidrpr_002143fd_w_rpr_w_rfonts_w_ascii_times_new_roman_w_hansi_times_new_roman_w_cs_times_new_roman_w_sz_w_val_24_w_szcs_w_val_24_w_rpr_w_t_xml_space_preserve }}</w:t>
+        <w:t xml:space="preserve">{{ registration_address }}</w:t>
       </w:r>
     </w:p>
     <w:p>
@@ -259,7 +258,7 @@
           <w:sz w:val="24"/>
           <w:szCs w:val="24"/>
         </w:rPr>
-        <w:t xml:space="preserve">{{ w_t_w_r_w_r_w_rsidr_003c5402_w_rpr_w_rfonts_w_ascii_times_new_roman_w_hansi_times_new_roman_w_cs_times_new_roman_w_sz_w_val_24_w_szcs_w_val_24_w_lang_w_val_en_us_w_rpr_w_t_married_w_t_w_r_w_r_w_rsidr_003c5402_w_rsidrpr_003c5402_w_rpr_w_rfonts_w_ascii_times_new_roman_w_hansi_times_new_roman_w_cs_times_new_roman_w_sz_w_val_24_w_szcs_w_val_24_w_rpr_w_t_w_t_w_r_w_r_w_rsidr_003c5402_w_rpr_w_rfonts_w_ascii_times_new_roman_w_hansi_times_new_roman_w_cs_times_new_roman_w_sz_w_val_24_w_szcs_w_val_24_w_lang_w_val_en_us_w_rpr_w_t_to_w_t_w_r_w_r_w_rsidr_003c5402_w_rsidrpr_003c5402_w_rpr_w_rfonts_w_ascii_times_new_roman_w_hansi_times_new_roman_w_cs_times_new_roman_w_sz_w_val_24_w_szcs_w_val_24_w_rpr_w_t_xml_space_preserve }}</w:t>
+        <w:t xml:space="preserve">{{ married_to }}</w:t>
       </w:r>
       <w:r>
         <w:rPr>
@@ -283,7 +282,7 @@
           <w:sz w:val="24"/>
           <w:szCs w:val="24"/>
         </w:rPr>
-        <w:t xml:space="preserve">{{ w_t_w_r_w_r_w_rsidr_003c5402_w_rpr_w_rfonts_w_ascii_times_new_roman_w_hansi_times_new_roman_w_cs_times_new_roman_w_sz_w_val_24_w_szcs_w_val_24_w_lang_w_val_en_us_w_rpr_w_t_details_w_t_w_r_w_r_w_rsidr_003c5402_w_rsidrpr_00ee422f_w_rpr_w_rfonts_w_ascii_times_new_roman_w_hansi_times_new_roman_w_cs_times_new_roman_w_sz_w_val_24_w_szcs_w_val_24_w_rpr_w_t_xml_space_preserve }}</w:t>
+        <w:t xml:space="preserve">{{ details }}</w:t>
       </w:r>
       <w:r>
         <w:rPr>
@@ -317,7 +316,7 @@
           <w:sz w:val="24"/>
           <w:szCs w:val="24"/>
         </w:rPr>
-        <w:t xml:space="preserve">{{ w_t_w_r_w_r_w_rsidr_003c5402_w_rpr_w_rfonts_w_ascii_times_new_roman_w_hansi_times_new_roman_w_cs_times_new_roman_w_sz_w_val_24_w_szcs_w_val_24_w_lang_w_val_en_us_w_rpr_w_t_children_w_t_w_r_w_r_w_rsidr_003c5402_w_rsidrpr_003c5402_w_rpr_w_rfonts_w_ascii_times_new_roman_w_hansi_times_new_roman_w_cs_times_new_roman_w_sz_w_val_24_w_szcs_w_val_24_w_rpr_w_t_w_t_w_r_w_r_w_rsidr_003c5402_w_rpr_w_rfonts_w_ascii_times_new_roman_w_hansi_times_new_roman_w_cs_times_new_roman_w_sz_w_val_24_w_szcs_w_val_24_w_lang_w_val_en_us_w_rpr_w_t_name_w_t_w_r_w_r_w_rsidr_003c5402_w_rsidrpr_003c5402_w_rpr_w_rfonts_w_ascii_times_new_roman_w_hansi_times_new_roman_w_cs_times_new_roman_w_sz_w_val_24_w_szcs_w_val_24_w_rpr_w_t_xml_space_preserve }}</w:t>
+        <w:t xml:space="preserve">{{ children_name }}</w:t>
       </w:r>
       <w:r>
         <w:rPr>
@@ -333,7 +332,7 @@
           <w:sz w:val="24"/>
           <w:szCs w:val="24"/>
         </w:rPr>
-        <w:t xml:space="preserve">{{ w_t_w_r_w_r_w_rsidr_003c5402_w_rpr_w_rfonts_w_ascii_times_new_roman_w_hansi_times_new_roman_w_cs_times_new_roman_w_sz_w_val_24_w_szcs_w_val_24_w_lang_w_val_en_us_w_rpr_w_t_children_w_t_w_r_w_r_w_rsidr_003c5402_w_rsidrpr_003c5402_w_rpr_w_rfonts_w_ascii_times_new_roman_w_hansi_times_new_roman_w_cs_times_new_roman_w_sz_w_val_24_w_szcs_w_val_24_w_rpr_w_t_w_t_w_r_w_r_w_rsidr_003c5402_w_rpr_w_rfonts_w_ascii_times_new_roman_w_hansi_times_new_roman_w_cs_times_new_roman_w_sz_w_val_24_w_szcs_w_val_24_w_lang_w_val_en_us_w_rpr_w_t_year_w_t_w_r_w_r_w_rsidr_003c5402_w_rsidrpr_003c5402_w_rpr_w_rfonts_w_ascii_times_new_roman_w_hansi_times_new_roman_w_cs_times_new_roman_w_sz_w_val_24_w_szcs_w_val_24_w_rpr_w_t_w_t_w_r_w_r_w_rsidr_003c5402_w_rpr_w_rfonts_w_ascii_times_new_roman_w_hansi_times_new_roman_w_cs_times_new_roman_w_sz_w_val_24_w_szcs_w_val_24_w_lang_w_val_en_us_w_rpr_w_t_of_w_t_w_r_w_r_w_rsidr_003c5402_w_rsidrpr_003c5402_w_rpr_w_rfonts_w_ascii_times_new_roman_w_hansi_times_new_roman_w_cs_times_new_roman_w_sz_w_val_24_w_szcs_w_val_24_w_rpr_w_t_w_t_w_r_w_r_w_rsidr_003c5402_w_rpr_w_rfonts_w_ascii_times_new_roman_w_hansi_times_new_roman_w_cs_times_new_roman_w_sz_w_val_24_w_szcs_w_val_24_w_lang_w_val_en_us_w_rpr_w_t_birth_w_t_w_r_w_r_w_rsidr_003c5402_w_rsidrpr_003c5402_w_rpr_w_rfonts_w_ascii_times_new_roman_w_hansi_times_new_roman_w_cs_times_new_roman_w_sz_w_val_24_w_szcs_w_val_24_w_rpr_w_t_xml_space_preserve }}</w:t>
+        <w:t xml:space="preserve">{{ children_year_of_birth }}</w:t>
       </w:r>
       <w:r>
         <w:rPr>
@@ -349,7 +348,7 @@
           <w:sz w:val="24"/>
           <w:szCs w:val="24"/>
         </w:rPr>
-        <w:t xml:space="preserve"> {{ w_t_w_r_w_r_w_rsidr_003c5402_w_rpr_w_rfonts_w_ascii_times_new_roman_w_hansi_times_new_roman_w_cs_times_new_roman_w_sz_w_val_24_w_szcs_w_val_24_w_lang_w_val_en_us_w_rpr_w_t_description_w_t_w_r_w_r_w_rsidr_003c5402_w_rsidrpr_003c5402_w_rpr_w_rfonts_w_ascii_times_new_roman_w_hansi_times_new_roman_w_cs_times_new_roman_w_sz_w_val_24_w_szcs_w_val_24_w_rpr_w_t_w_t_w_r_w_r_w_rsidr_003c5402_w_rpr_w_rfonts_w_ascii_times_new_roman_w_hansi_times_new_roman_w_cs_times_new_roman_w_sz_w_val_24_w_szcs_w_val_24_w_lang_w_val_en_us_w_rpr_w_t_of_w_t_w_r_w_r_w_rsidr_003c5402_w_rsidrpr_003c5402_w_rpr_w_rfonts_w_ascii_times_new_roman_w_hansi_times_new_roman_w_cs_times_new_roman_w_sz_w_val_24_w_szcs_w_val_24_w_rpr_w_t_w_t_w_r_w_r_w_rsidr_003c5402_w_rpr_w_rfonts_w_ascii_times_new_roman_w_hansi_times_new_roman_w_cs_times_new_roman_w_sz_w_val_24_w_szcs_w_val_24_w_lang_w_val_en_us_w_rpr_w_t_property_w_t_w_r_w_r_w_rsidr_003c5402_w_rsidrpr_003c5402_w_rpr_w_rfonts_w_ascii_times_new_roman_w_hansi_times_new_roman_w_cs_times_new_roman_w_sz_w_val_24_w_szcs_w_val_24_w_rpr_w_t_xml_space_preserve }}</w:t>
+        <w:t xml:space="preserve"> {{ description_of_property }}</w:t>
       </w:r>
       <w:r>
         <w:rPr>
@@ -440,7 +439,7 @@
           <w:sz w:val="24"/>
           <w:szCs w:val="24"/>
         </w:rPr>
-        <w:t xml:space="preserve">{{ w_t_w_r_w_r_w_rsidr_003c5402_w_rpr_w_rfonts_w_ascii_times_new_roman_w_hansi_times_new_roman_w_cs_times_new_roman_w_sz_w_val_24_w_szcs_w_val_24_w_lang_w_val_en_us_w_rpr_w_t_plaintiff_w_t_w_r_w_r_w_rsidr_003c5402_w_rsidrpr_003c5402_w_rpr_w_rfonts_w_ascii_times_new_roman_w_hansi_times_new_roman_w_cs_times_new_roman_w_sz_w_val_24_w_szcs_w_val_24_w_rpr_w_t_w_t_w_r_w_r_w_rsidr_002143fd_w_rpr_w_rfonts_w_ascii_times_new_roman_w_hansi_times_new_roman_w_cs_times_new_roman_w_sz_w_val_24_w_szcs_w_val_24_w_lang_w_val_en_us_w_rpr_w_t_text_w_t_w_r_w_r_w_rsidr_003c5402_w_rsidrpr_003c5402_w_rpr_w_rfonts_w_ascii_times_new_roman_w_hansi_times_new_roman_w_cs_times_new_roman_w_sz_w_val_24_w_szcs_w_val_24_w_rpr_w_t_xml_space_preserve }}</w:t>
+        <w:t xml:space="preserve">{{ plaintiff_text }}</w:t>
       </w:r>
       <w:r>
         <w:rPr>
@@ -456,7 +455,7 @@
           <w:sz w:val="24"/>
           <w:szCs w:val="24"/>
         </w:rPr>
-        <w:t xml:space="preserve">{{ w_t_w_r_w_r_w_rsidr_003c5402_w_rpr_w_rfonts_w_ascii_times_new_roman_w_hansi_times_new_roman_w_cs_times_new_roman_w_sz_w_val_24_w_szcs_w_val_24_w_lang_w_val_en_us_w_rpr_w_t_defendant_w_t_w_r_w_r_w_rsidr_003c5402_w_rsidrpr_003c5402_w_rpr_w_rfonts_w_ascii_times_new_roman_w_hansi_times_new_roman_w_cs_times_new_roman_w_sz_w_val_24_w_szcs_w_val_24_w_rpr_w_t_w_t_w_r_w_r_w_rsidr_002143fd_w_rpr_w_rfonts_w_ascii_times_new_roman_w_hansi_times_new_roman_w_cs_times_new_roman_w_sz_w_val_24_w_szcs_w_val_24_w_lang_w_val_en_us_w_rpr_w_t_text_w_t_w_r_w_r_w_rsidr_003c5402_w_rsidrpr_003c5402_w_rpr_w_rfonts_w_ascii_times_new_roman_w_hansi_times_new_roman_w_cs_times_new_roman_w_sz_w_val_24_w_szcs_w_val_24_w_rpr_w_t_xml_space_preserve }}</w:t>
+        <w:t xml:space="preserve">{{ defendant_text }}</w:t>
       </w:r>
       <w:r>
         <w:rPr>
@@ -484,7 +483,7 @@
           <w:szCs w:val="24"/>
           <w:lang w:val="en-US"/>
         </w:rPr>
-        <w:t xml:space="preserve">{{ w_t_w_r_w_r_w_rpr_w_rfonts_w_ascii_times_new_roman_w_hansi_times_new_roman_w_cs_times_new_roman_w_sz_w_val_24_w_szcs_w_val_24_w_lang_w_val_en_us_w_rpr_w_t_plaintiff_w_t_w_r_w_r_w_rsidrpr_003c5402_w_rpr_w_rfonts_w_ascii_times_new_roman_w_hansi_times_new_roman_w_cs_times_new_roman_w_sz_w_val_24_w_szcs_w_val_24_w_lang_w_val_en_us_w_rpr_w_t_xml_space_preserve }} </w:t>
+        <w:t xml:space="preserve">{{ plaintiff }} </w:t>
       </w:r>
       <w:r>
         <w:rPr>
@@ -504,7 +503,7 @@
           <w:szCs w:val="24"/>
           <w:lang w:val="en-US"/>
         </w:rPr>
-        <w:t xml:space="preserve">{{ w_t_w_r_w_r_w_rsidr_002143fd_w_rpr_w_rfonts_w_ascii_times_new_roman_w_hansi_times_new_roman_w_cs_times_new_roman_w_i_w_ics_w_sz_w_val_24_w_szcs_w_val_24_w_lang_w_val_en_us_w_rpr_w_t_signature_w_t_w_r_w_r_w_rpr_w_rfonts_w_ascii_times_new_roman_w_hansi_times_new_roman_w_cs_times_new_roman_w_i_w_ics_w_sz_w_val_24_w_szcs_w_val_24_w_lang_w_val_en_us_w_rpr_w_t_xml_space_preserve }}</w:t>
+        <w:t xml:space="preserve">{{ signature }}</w:t>
       </w:r>
       <w:r>
         <w:rPr>
